--- a/reports/College_Management_System_Project_Report.docx
+++ b/reports/College_Management_System_Project_Report.docx
@@ -773,7 +773,7 @@
         <w:jc w:val="both"/>
       </w:pPr>
       <w:r>
-        <w:t>The front end uses HTML templates, Tailwind CSS through CDN, compatibility CSS for existing Bootstrap-style classes, Font Awesome icons, and JavaScript for small interactive behaviors such as sidebar toggling and password visibility. The project is suitable for academic demonstration because it combines full-stack development concepts with a realistic institutional use case.</w:t>
+        <w:t>The front end uses HTML templates, Tailwind CSS through CDN, compatibility CSS for older module class names, Font Awesome icons, and JavaScript for small interactive behaviors such as sidebar toggling and password visibility. The project is suitable for academic demonstration because it combines full-stack development concepts with a realistic institutional use case.</w:t>
       </w:r>
     </w:p>
     <w:p>
@@ -1218,7 +1218,7 @@
         <w:jc w:val="both"/>
       </w:pPr>
       <w:r>
-        <w:t>A responsive layout was designed through a common base template. Tailwind CSS provides utility-based styling while compatibility CSS supports legacy Bootstrap-style class names already present in templates.</w:t>
+        <w:t>A responsive layout was designed through a common base template. Tailwind CSS provides utility-based styling while compatibility CSS supports older class names already present in templates.</w:t>
       </w:r>
     </w:p>
     <w:p>
@@ -1911,7 +1911,7 @@
         <w:jc w:val="both"/>
       </w:pPr>
       <w:r>
-        <w:t>Responsive behavior is essential because administrators, faculty, and students may access the system from different devices. The common base template includes viewport configuration, Tailwind CDN loading, a responsive sidebar/header layout, and compatibility CSS for legacy Bootstrap-like classes. Tables use responsive containers where horizontal space is limited, which prevents broken layouts on mobile screens.</w:t>
+        <w:t>Responsive behavior is essential because administrators, faculty, and students may access the system from different devices. The common base template includes viewport configuration, Tailwind CDN loading, a responsive sidebar/header layout, and compatibility CSS for older module classes. Tables use responsive containers where horizontal space is limited, which prevents broken layouts on mobile screens.</w:t>
       </w:r>
     </w:p>
     <w:p>
@@ -2071,7 +2071,7 @@
         <w:jc w:val="both"/>
       </w:pPr>
       <w:r>
-        <w:t>Responsive behavior is essential because administrators, faculty, and students may access the system from different devices. The common base template includes viewport configuration, Tailwind CDN loading, a responsive sidebar/header layout, and compatibility CSS for legacy Bootstrap-like classes. Tables use responsive containers where horizontal space is limited, which prevents broken layouts on mobile screens.</w:t>
+        <w:t>Responsive behavior is essential because administrators, faculty, and students may access the system from different devices. The common base template includes viewport configuration, Tailwind CDN loading, a responsive sidebar/header layout, and compatibility CSS for older module classes. Tables use responsive containers where horizontal space is limited, which prevents broken layouts on mobile screens.</w:t>
       </w:r>
     </w:p>
     <w:p>
@@ -2231,7 +2231,7 @@
         <w:jc w:val="both"/>
       </w:pPr>
       <w:r>
-        <w:t>Responsive behavior is essential because administrators, faculty, and students may access the system from different devices. The common base template includes viewport configuration, Tailwind CDN loading, a responsive sidebar/header layout, and compatibility CSS for legacy Bootstrap-like classes. Tables use responsive containers where horizontal space is limited, which prevents broken layouts on mobile screens.</w:t>
+        <w:t>Responsive behavior is essential because administrators, faculty, and students may access the system from different devices. The common base template includes viewport configuration, Tailwind CDN loading, a responsive sidebar/header layout, and compatibility CSS for older module classes. Tables use responsive containers where horizontal space is limited, which prevents broken layouts on mobile screens.</w:t>
       </w:r>
     </w:p>
     <w:p>
@@ -2391,7 +2391,7 @@
         <w:jc w:val="both"/>
       </w:pPr>
       <w:r>
-        <w:t>Responsive behavior is essential because administrators, faculty, and students may access the system from different devices. The common base template includes viewport configuration, Tailwind CDN loading, a responsive sidebar/header layout, and compatibility CSS for legacy Bootstrap-like classes. Tables use responsive containers where horizontal space is limited, which prevents broken layouts on mobile screens.</w:t>
+        <w:t>Responsive behavior is essential because administrators, faculty, and students may access the system from different devices. The common base template includes viewport configuration, Tailwind CDN loading, a responsive sidebar/header layout, and compatibility CSS for older module classes. Tables use responsive containers where horizontal space is limited, which prevents broken layouts on mobile screens.</w:t>
       </w:r>
     </w:p>
     <w:p>
@@ -2551,7 +2551,7 @@
         <w:jc w:val="both"/>
       </w:pPr>
       <w:r>
-        <w:t>Responsive behavior is essential because administrators, faculty, and students may access the system from different devices. The common base template includes viewport configuration, Tailwind CDN loading, a responsive sidebar/header layout, and compatibility CSS for legacy Bootstrap-like classes. Tables use responsive containers where horizontal space is limited, which prevents broken layouts on mobile screens.</w:t>
+        <w:t>Responsive behavior is essential because administrators, faculty, and students may access the system from different devices. The common base template includes viewport configuration, Tailwind CDN loading, a responsive sidebar/header layout, and compatibility CSS for older module classes. Tables use responsive containers where horizontal space is limited, which prevents broken layouts on mobile screens.</w:t>
       </w:r>
     </w:p>
     <w:p>
@@ -2711,7 +2711,7 @@
         <w:jc w:val="both"/>
       </w:pPr>
       <w:r>
-        <w:t>Responsive behavior is essential because administrators, faculty, and students may access the system from different devices. The common base template includes viewport configuration, Tailwind CDN loading, a responsive sidebar/header layout, and compatibility CSS for legacy Bootstrap-like classes. Tables use responsive containers where horizontal space is limited, which prevents broken layouts on mobile screens.</w:t>
+        <w:t>Responsive behavior is essential because administrators, faculty, and students may access the system from different devices. The common base template includes viewport configuration, Tailwind CDN loading, a responsive sidebar/header layout, and compatibility CSS for older module classes. Tables use responsive containers where horizontal space is limited, which prevents broken layouts on mobile screens.</w:t>
       </w:r>
     </w:p>
     <w:p>
@@ -2871,7 +2871,7 @@
         <w:jc w:val="both"/>
       </w:pPr>
       <w:r>
-        <w:t>Responsive behavior is essential because administrators, faculty, and students may access the system from different devices. The common base template includes viewport configuration, Tailwind CDN loading, a responsive sidebar/header layout, and compatibility CSS for legacy Bootstrap-like classes. Tables use responsive containers where horizontal space is limited, which prevents broken layouts on mobile screens.</w:t>
+        <w:t>Responsive behavior is essential because administrators, faculty, and students may access the system from different devices. The common base template includes viewport configuration, Tailwind CDN loading, a responsive sidebar/header layout, and compatibility CSS for older module classes. Tables use responsive containers where horizontal space is limited, which prevents broken layouts on mobile screens.</w:t>
       </w:r>
     </w:p>
     <w:p>
@@ -3031,7 +3031,7 @@
         <w:jc w:val="both"/>
       </w:pPr>
       <w:r>
-        <w:t>Responsive behavior is essential because administrators, faculty, and students may access the system from different devices. The common base template includes viewport configuration, Tailwind CDN loading, a responsive sidebar/header layout, and compatibility CSS for legacy Bootstrap-like classes. Tables use responsive containers where horizontal space is limited, which prevents broken layouts on mobile screens.</w:t>
+        <w:t>Responsive behavior is essential because administrators, faculty, and students may access the system from different devices. The common base template includes viewport configuration, Tailwind CDN loading, a responsive sidebar/header layout, and compatibility CSS for older module classes. Tables use responsive containers where horizontal space is limited, which prevents broken layouts on mobile screens.</w:t>
       </w:r>
     </w:p>
     <w:p>
@@ -3191,7 +3191,7 @@
         <w:jc w:val="both"/>
       </w:pPr>
       <w:r>
-        <w:t>Responsive behavior is essential because administrators, faculty, and students may access the system from different devices. The common base template includes viewport configuration, Tailwind CDN loading, a responsive sidebar/header layout, and compatibility CSS for legacy Bootstrap-like classes. Tables use responsive containers where horizontal space is limited, which prevents broken layouts on mobile screens.</w:t>
+        <w:t>Responsive behavior is essential because administrators, faculty, and students may access the system from different devices. The common base template includes viewport configuration, Tailwind CDN loading, a responsive sidebar/header layout, and compatibility CSS for older module classes. Tables use responsive containers where horizontal space is limited, which prevents broken layouts on mobile screens.</w:t>
       </w:r>
     </w:p>
     <w:p>
@@ -3351,7 +3351,7 @@
         <w:jc w:val="both"/>
       </w:pPr>
       <w:r>
-        <w:t>Responsive behavior is essential because administrators, faculty, and students may access the system from different devices. The common base template includes viewport configuration, Tailwind CDN loading, a responsive sidebar/header layout, and compatibility CSS for legacy Bootstrap-like classes. Tables use responsive containers where horizontal space is limited, which prevents broken layouts on mobile screens.</w:t>
+        <w:t>Responsive behavior is essential because administrators, faculty, and students may access the system from different devices. The common base template includes viewport configuration, Tailwind CDN loading, a responsive sidebar/header layout, and compatibility CSS for older module classes. Tables use responsive containers where horizontal space is limited, which prevents broken layouts on mobile screens.</w:t>
       </w:r>
     </w:p>
     <w:p>
@@ -3511,7 +3511,7 @@
         <w:jc w:val="both"/>
       </w:pPr>
       <w:r>
-        <w:t>Responsive behavior is essential because administrators, faculty, and students may access the system from different devices. The common base template includes viewport configuration, Tailwind CDN loading, a responsive sidebar/header layout, and compatibility CSS for legacy Bootstrap-like classes. Tables use responsive containers where horizontal space is limited, which prevents broken layouts on mobile screens.</w:t>
+        <w:t>Responsive behavior is essential because administrators, faculty, and students may access the system from different devices. The common base template includes viewport configuration, Tailwind CDN loading, a responsive sidebar/header layout, and compatibility CSS for older module classes. Tables use responsive containers where horizontal space is limited, which prevents broken layouts on mobile screens.</w:t>
       </w:r>
     </w:p>
     <w:p>
@@ -3671,7 +3671,7 @@
         <w:jc w:val="both"/>
       </w:pPr>
       <w:r>
-        <w:t>Responsive behavior is essential because administrators, faculty, and students may access the system from different devices. The common base template includes viewport configuration, Tailwind CDN loading, a responsive sidebar/header layout, and compatibility CSS for legacy Bootstrap-like classes. Tables use responsive containers where horizontal space is limited, which prevents broken layouts on mobile screens.</w:t>
+        <w:t>Responsive behavior is essential because administrators, faculty, and students may access the system from different devices. The common base template includes viewport configuration, Tailwind CDN loading, a responsive sidebar/header layout, and compatibility CSS for older module classes. Tables use responsive containers where horizontal space is limited, which prevents broken layouts on mobile screens.</w:t>
       </w:r>
     </w:p>
     <w:p>
@@ -3831,7 +3831,7 @@
         <w:jc w:val="both"/>
       </w:pPr>
       <w:r>
-        <w:t>Responsive behavior is essential because administrators, faculty, and students may access the system from different devices. The common base template includes viewport configuration, Tailwind CDN loading, a responsive sidebar/header layout, and compatibility CSS for legacy Bootstrap-like classes. Tables use responsive containers where horizontal space is limited, which prevents broken layouts on mobile screens.</w:t>
+        <w:t>Responsive behavior is essential because administrators, faculty, and students may access the system from different devices. The common base template includes viewport configuration, Tailwind CDN loading, a responsive sidebar/header layout, and compatibility CSS for older module classes. Tables use responsive containers where horizontal space is limited, which prevents broken layouts on mobile screens.</w:t>
       </w:r>
     </w:p>
     <w:p>
@@ -5753,7 +5753,7 @@
           </w:tcPr>
           <w:p>
             <w:r>
-              <w:t>26</w:t>
+              <w:t>57</w:t>
             </w:r>
           </w:p>
         </w:tc>
@@ -16916,7 +16916,7 @@
         <w:jc w:val="both"/>
       </w:pPr>
       <w:r>
-        <w:t>Admin: admin@riverdale.edu / Admin@12345</w:t>
+        <w:t>Admin: admin@ignou.com / Admin@12345</w:t>
       </w:r>
     </w:p>
     <w:p>
@@ -16925,7 +16925,7 @@
         <w:jc w:val="both"/>
       </w:pPr>
       <w:r>
-        <w:t>Faculty: aisha.raman@riverdale.edu / Faculty@12345</w:t>
+        <w:t>Faculty: aisha.raman@ignou.com / Faculty@12345</w:t>
       </w:r>
     </w:p>
     <w:p>
@@ -16934,7 +16934,7 @@
         <w:jc w:val="both"/>
       </w:pPr>
       <w:r>
-        <w:t>Student: maya.patel@students.riverdale.edu / Student@12345</w:t>
+        <w:t>Student: maya.patel@ignou.com / Student@12345</w:t>
       </w:r>
     </w:p>
     <w:p>
@@ -16943,7 +16943,7 @@
         <w:jc w:val="both"/>
       </w:pPr>
       <w:r>
-        <w:t>Staff: nora.wilson@riverdale.edu / Staff@12345</w:t>
+        <w:t>Staff: nora.wilson@ignou.com / Staff@12345</w:t>
       </w:r>
     </w:p>
     <w:p>
